--- a/Week_1_Hands_On_Exercise_01/Week 1 Hands On Exercise 01.docx
+++ b/Week_1_Hands_On_Exercise_01/Week 1 Hands On Exercise 01.docx
@@ -4,18 +4,19 @@
   <w:body>
     <w:p>
       <w:r>
-        <w:t xml:space="preserve">Week 1 Hands </w:t>
-      </w:r>
-      <w:proofErr w:type="gramStart"/>
-      <w:r>
-        <w:t>On</w:t>
-      </w:r>
-      <w:proofErr w:type="gramEnd"/>
-      <w:r>
-        <w:t xml:space="preserve"> Exercise 01</w:t>
-      </w:r>
-    </w:p>
-    <w:p/>
+        <w:t>Week 1 Hands On Exercise 01</w:t>
+      </w:r>
+    </w:p>
+    <w:p>
+      <w:hyperlink r:id="rId4" w:history="1">
+        <w:r>
+          <w:rPr>
+            <w:rStyle w:val="Hyperlink"/>
+          </w:rPr>
+          <w:t>https://github.com/sal-2529/ASD102B-21/tree/main/Week_1_Hands_On_Exercise_01</w:t>
+        </w:r>
+      </w:hyperlink>
+    </w:p>
     <w:p/>
     <w:p>
       <w:r>
@@ -106,15 +107,7 @@
     </w:p>
     <w:p>
       <w:r>
-        <w:t>        &lt;label for="user" id="user-label"&gt;</w:t>
-      </w:r>
-      <w:proofErr w:type="gramStart"/>
-      <w:r>
-        <w:t>User name</w:t>
-      </w:r>
-      <w:proofErr w:type="gramEnd"/>
-      <w:r>
-        <w:t>:&lt;/label&gt;</w:t>
+        <w:t>        &lt;label for="user" id="user-label"&gt;User name:&lt;/label&gt;</w:t>
       </w:r>
     </w:p>
     <w:p>
@@ -161,15 +154,7 @@
     </w:p>
     <w:p>
       <w:r>
-        <w:t>        &lt;h4&gt;Welcome, &lt;span id="name"&gt;&lt;/span</w:t>
-      </w:r>
-      <w:proofErr w:type="gramStart"/>
-      <w:r>
-        <w:t>&gt;!&lt;</w:t>
-      </w:r>
-      <w:proofErr w:type="gramEnd"/>
-      <w:r>
-        <w:t>/h4&gt;</w:t>
+        <w:t>        &lt;h4&gt;Welcome, &lt;span id="name"&gt;&lt;/span&gt;!&lt;/h4&gt;</w:t>
       </w:r>
     </w:p>
     <w:p>
@@ -289,12 +274,10 @@
         <w:t xml:space="preserve">    color: </w:t>
       </w:r>
       <w:proofErr w:type="spellStart"/>
-      <w:proofErr w:type="gramStart"/>
       <w:r>
         <w:t>cornflowerblue</w:t>
       </w:r>
       <w:proofErr w:type="spellEnd"/>
-      <w:proofErr w:type="gramEnd"/>
       <w:r>
         <w:t>;</w:t>
       </w:r>
@@ -334,15 +317,7 @@
     </w:p>
     <w:p>
       <w:r>
-        <w:t xml:space="preserve">    display: </w:t>
-      </w:r>
-      <w:proofErr w:type="gramStart"/>
-      <w:r>
-        <w:t>inline-block</w:t>
-      </w:r>
-      <w:proofErr w:type="gramEnd"/>
-      <w:r>
-        <w:t>;</w:t>
+        <w:t>    display: inline-block;</w:t>
       </w:r>
     </w:p>
     <w:p>
@@ -389,13 +364,8 @@
     </w:p>
     <w:p/>
     <w:p>
-      <w:proofErr w:type="gramStart"/>
-      <w:r>
-        <w:t>.hide</w:t>
-      </w:r>
-      <w:proofErr w:type="gramEnd"/>
-      <w:r>
-        <w:t xml:space="preserve"> {</w:t>
+      <w:r>
+        <w:t>.hide {</w:t>
       </w:r>
     </w:p>
     <w:p>
@@ -422,15 +392,7 @@
     </w:p>
     <w:p>
       <w:r>
-        <w:t>"</w:t>
-      </w:r>
-      <w:proofErr w:type="gramStart"/>
-      <w:r>
-        <w:t>use</w:t>
-      </w:r>
-      <w:proofErr w:type="gramEnd"/>
-      <w:r>
-        <w:t xml:space="preserve"> strict";</w:t>
+        <w:t>"use strict";</w:t>
       </w:r>
     </w:p>
     <w:p/>
@@ -447,12 +409,10 @@
         <w:t xml:space="preserve"> = selector =&gt; </w:t>
       </w:r>
       <w:proofErr w:type="spellStart"/>
-      <w:proofErr w:type="gramStart"/>
       <w:r>
         <w:t>document.querySelector</w:t>
       </w:r>
       <w:proofErr w:type="spellEnd"/>
-      <w:proofErr w:type="gramEnd"/>
       <w:r>
         <w:t>(selector);</w:t>
       </w:r>
@@ -486,24 +446,217 @@
         <w:t>getElement</w:t>
       </w:r>
       <w:proofErr w:type="spellEnd"/>
-      <w:proofErr w:type="gramStart"/>
+      <w:r>
+        <w:t>("#login").</w:t>
+      </w:r>
+      <w:proofErr w:type="spellStart"/>
+      <w:r>
+        <w:t>classList.remove</w:t>
+      </w:r>
+      <w:proofErr w:type="spellEnd"/>
+      <w:r>
+        <w:t>("hide");</w:t>
+      </w:r>
+    </w:p>
+    <w:p>
+      <w:r>
+        <w:t xml:space="preserve">    </w:t>
+      </w:r>
+      <w:proofErr w:type="spellStart"/>
+      <w:r>
+        <w:t>getElement</w:t>
+      </w:r>
+      <w:proofErr w:type="spellEnd"/>
+      <w:r>
+        <w:t>("#user").focus();</w:t>
+      </w:r>
+    </w:p>
+    <w:p>
+      <w:r>
+        <w:t>};</w:t>
+      </w:r>
+    </w:p>
+    <w:p/>
+    <w:p>
+      <w:r>
+        <w:t>// Hide the login section</w:t>
+      </w:r>
+    </w:p>
+    <w:p>
+      <w:r>
+        <w:t xml:space="preserve">const </w:t>
+      </w:r>
+      <w:proofErr w:type="spellStart"/>
+      <w:r>
+        <w:t>hideLoginDiv</w:t>
+      </w:r>
+      <w:proofErr w:type="spellEnd"/>
+      <w:r>
+        <w:t xml:space="preserve"> = () =&gt; {</w:t>
+      </w:r>
+    </w:p>
+    <w:p>
+      <w:r>
+        <w:t xml:space="preserve">    </w:t>
+      </w:r>
+      <w:proofErr w:type="spellStart"/>
+      <w:r>
+        <w:t>getElement</w:t>
+      </w:r>
+      <w:proofErr w:type="spellEnd"/>
+      <w:r>
+        <w:t>("#login").</w:t>
+      </w:r>
+      <w:proofErr w:type="spellStart"/>
+      <w:r>
+        <w:t>classList.add</w:t>
+      </w:r>
+      <w:proofErr w:type="spellEnd"/>
+      <w:r>
+        <w:t>("hide");</w:t>
+      </w:r>
+    </w:p>
+    <w:p>
+      <w:r>
+        <w:t xml:space="preserve">    </w:t>
+      </w:r>
+      <w:proofErr w:type="spellStart"/>
+      <w:r>
+        <w:t>getElement</w:t>
+      </w:r>
+      <w:proofErr w:type="spellEnd"/>
+      <w:r>
+        <w:t>("#user").value = "";</w:t>
+      </w:r>
+    </w:p>
+    <w:p>
+      <w:r>
+        <w:t xml:space="preserve">    </w:t>
+      </w:r>
+      <w:proofErr w:type="spellStart"/>
+      <w:r>
+        <w:t>getElement</w:t>
+      </w:r>
+      <w:proofErr w:type="spellEnd"/>
+      <w:r>
+        <w:t>("#message").</w:t>
+      </w:r>
+      <w:proofErr w:type="spellStart"/>
+      <w:r>
+        <w:t>textContent</w:t>
+      </w:r>
+      <w:proofErr w:type="spellEnd"/>
+      <w:r>
+        <w:t xml:space="preserve"> = "";</w:t>
+      </w:r>
+    </w:p>
+    <w:p>
+      <w:r>
+        <w:t>};</w:t>
+      </w:r>
+    </w:p>
+    <w:p/>
+    <w:p>
+      <w:r>
+        <w:t>// Show the logout section</w:t>
+      </w:r>
+    </w:p>
+    <w:p>
+      <w:r>
+        <w:t xml:space="preserve">const </w:t>
+      </w:r>
+      <w:proofErr w:type="spellStart"/>
+      <w:r>
+        <w:t>showLogoutDiv</w:t>
+      </w:r>
+      <w:proofErr w:type="spellEnd"/>
+      <w:r>
+        <w:t xml:space="preserve"> = () =&gt; {</w:t>
+      </w:r>
+    </w:p>
+    <w:p>
+      <w:r>
+        <w:t xml:space="preserve">    </w:t>
+      </w:r>
+      <w:proofErr w:type="spellStart"/>
+      <w:r>
+        <w:t>getElement</w:t>
+      </w:r>
+      <w:proofErr w:type="spellEnd"/>
+      <w:r>
+        <w:t>("#logout").</w:t>
+      </w:r>
+      <w:proofErr w:type="spellStart"/>
+      <w:r>
+        <w:t>classList.remove</w:t>
+      </w:r>
+      <w:proofErr w:type="spellEnd"/>
+      <w:r>
+        <w:t>("hide");</w:t>
+      </w:r>
+    </w:p>
+    <w:p>
+      <w:r>
+        <w:t xml:space="preserve">    </w:t>
+      </w:r>
+      <w:proofErr w:type="spellStart"/>
+      <w:r>
+        <w:t>getElement</w:t>
+      </w:r>
+      <w:proofErr w:type="spellEnd"/>
       <w:r>
         <w:t>("#</w:t>
       </w:r>
-      <w:proofErr w:type="gramEnd"/>
-      <w:r>
-        <w:t>login"</w:t>
-      </w:r>
-      <w:proofErr w:type="gramStart"/>
-      <w:r>
-        <w:t>).</w:t>
-      </w:r>
-      <w:proofErr w:type="spellStart"/>
-      <w:r>
-        <w:t>classList.remove</w:t>
-      </w:r>
-      <w:proofErr w:type="spellEnd"/>
-      <w:proofErr w:type="gramEnd"/>
+      <w:proofErr w:type="spellStart"/>
+      <w:r>
+        <w:t>btn_logout</w:t>
+      </w:r>
+      <w:proofErr w:type="spellEnd"/>
+      <w:r>
+        <w:t>").focus();</w:t>
+      </w:r>
+    </w:p>
+    <w:p>
+      <w:r>
+        <w:t>};</w:t>
+      </w:r>
+    </w:p>
+    <w:p/>
+    <w:p>
+      <w:r>
+        <w:t>// Hide the logout section</w:t>
+      </w:r>
+    </w:p>
+    <w:p>
+      <w:r>
+        <w:t xml:space="preserve">const </w:t>
+      </w:r>
+      <w:proofErr w:type="spellStart"/>
+      <w:r>
+        <w:t>hideLogoutDiv</w:t>
+      </w:r>
+      <w:proofErr w:type="spellEnd"/>
+      <w:r>
+        <w:t xml:space="preserve"> = () =&gt; {</w:t>
+      </w:r>
+    </w:p>
+    <w:p>
+      <w:r>
+        <w:t xml:space="preserve">    </w:t>
+      </w:r>
+      <w:proofErr w:type="spellStart"/>
+      <w:r>
+        <w:t>getElement</w:t>
+      </w:r>
+      <w:proofErr w:type="spellEnd"/>
+      <w:r>
+        <w:t>("#logout").</w:t>
+      </w:r>
+      <w:proofErr w:type="spellStart"/>
+      <w:r>
+        <w:t>classList.add</w:t>
+      </w:r>
+      <w:proofErr w:type="spellEnd"/>
       <w:r>
         <w:t>("hide");</w:t>
       </w:r>
@@ -517,21 +670,16 @@
         <w:t>getElement</w:t>
       </w:r>
       <w:proofErr w:type="spellEnd"/>
-      <w:proofErr w:type="gramStart"/>
-      <w:r>
-        <w:t>("#</w:t>
-      </w:r>
-      <w:proofErr w:type="gramEnd"/>
-      <w:r>
-        <w:t>user"</w:t>
-      </w:r>
-      <w:proofErr w:type="gramStart"/>
-      <w:r>
-        <w:t>).focus</w:t>
-      </w:r>
-      <w:proofErr w:type="gramEnd"/>
-      <w:r>
-        <w:t>();</w:t>
+      <w:r>
+        <w:t>("#name").</w:t>
+      </w:r>
+      <w:proofErr w:type="spellStart"/>
+      <w:r>
+        <w:t>textContent</w:t>
+      </w:r>
+      <w:proofErr w:type="spellEnd"/>
+      <w:r>
+        <w:t xml:space="preserve"> = "";</w:t>
       </w:r>
     </w:p>
     <w:p>
@@ -541,289 +689,11 @@
     </w:p>
     <w:p/>
     <w:p>
-      <w:r>
-        <w:t>// Hide the login section</w:t>
-      </w:r>
-    </w:p>
-    <w:p>
-      <w:r>
-        <w:t xml:space="preserve">const </w:t>
-      </w:r>
-      <w:proofErr w:type="spellStart"/>
-      <w:r>
-        <w:t>hideLoginDiv</w:t>
-      </w:r>
-      <w:proofErr w:type="spellEnd"/>
-      <w:r>
-        <w:t xml:space="preserve"> = () =&gt; {</w:t>
-      </w:r>
-    </w:p>
-    <w:p>
-      <w:r>
-        <w:t xml:space="preserve">    </w:t>
-      </w:r>
-      <w:proofErr w:type="spellStart"/>
-      <w:r>
-        <w:t>getElement</w:t>
-      </w:r>
-      <w:proofErr w:type="spellEnd"/>
-      <w:proofErr w:type="gramStart"/>
-      <w:r>
-        <w:t>("#</w:t>
-      </w:r>
-      <w:proofErr w:type="gramEnd"/>
-      <w:r>
-        <w:t>login"</w:t>
-      </w:r>
-      <w:proofErr w:type="gramStart"/>
-      <w:r>
-        <w:t>).</w:t>
-      </w:r>
-      <w:proofErr w:type="spellStart"/>
-      <w:r>
-        <w:t>classList.add</w:t>
-      </w:r>
-      <w:proofErr w:type="spellEnd"/>
-      <w:proofErr w:type="gramEnd"/>
-      <w:r>
-        <w:t>("hide");</w:t>
-      </w:r>
-    </w:p>
-    <w:p>
-      <w:r>
-        <w:t xml:space="preserve">    </w:t>
-      </w:r>
-      <w:proofErr w:type="spellStart"/>
-      <w:r>
-        <w:t>getElement</w:t>
-      </w:r>
-      <w:proofErr w:type="spellEnd"/>
-      <w:proofErr w:type="gramStart"/>
-      <w:r>
-        <w:t>("#</w:t>
-      </w:r>
-      <w:proofErr w:type="gramEnd"/>
-      <w:r>
-        <w:t>user").value = "";</w:t>
-      </w:r>
-    </w:p>
-    <w:p>
-      <w:r>
-        <w:t xml:space="preserve">    </w:t>
-      </w:r>
-      <w:proofErr w:type="spellStart"/>
-      <w:r>
-        <w:t>getElement</w:t>
-      </w:r>
-      <w:proofErr w:type="spellEnd"/>
-      <w:proofErr w:type="gramStart"/>
-      <w:r>
-        <w:t>("#</w:t>
-      </w:r>
-      <w:proofErr w:type="gramEnd"/>
-      <w:r>
-        <w:t>message"</w:t>
-      </w:r>
-      <w:proofErr w:type="gramStart"/>
-      <w:r>
-        <w:t>).</w:t>
-      </w:r>
-      <w:proofErr w:type="spellStart"/>
-      <w:r>
-        <w:t>textContent</w:t>
-      </w:r>
-      <w:proofErr w:type="spellEnd"/>
-      <w:proofErr w:type="gramEnd"/>
-      <w:r>
-        <w:t xml:space="preserve"> = "";</w:t>
-      </w:r>
-    </w:p>
-    <w:p>
-      <w:r>
-        <w:t>};</w:t>
-      </w:r>
-    </w:p>
-    <w:p/>
-    <w:p>
-      <w:r>
-        <w:t>// Show the logout section</w:t>
-      </w:r>
-    </w:p>
-    <w:p>
-      <w:r>
-        <w:t xml:space="preserve">const </w:t>
-      </w:r>
-      <w:proofErr w:type="spellStart"/>
-      <w:r>
-        <w:t>showLogoutDiv</w:t>
-      </w:r>
-      <w:proofErr w:type="spellEnd"/>
-      <w:r>
-        <w:t xml:space="preserve"> = () =&gt; {</w:t>
-      </w:r>
-    </w:p>
-    <w:p>
-      <w:r>
-        <w:t xml:space="preserve">    </w:t>
-      </w:r>
-      <w:proofErr w:type="spellStart"/>
-      <w:r>
-        <w:t>getElement</w:t>
-      </w:r>
-      <w:proofErr w:type="spellEnd"/>
-      <w:proofErr w:type="gramStart"/>
-      <w:r>
-        <w:t>("#</w:t>
-      </w:r>
-      <w:proofErr w:type="gramEnd"/>
-      <w:r>
-        <w:t>logout"</w:t>
-      </w:r>
-      <w:proofErr w:type="gramStart"/>
-      <w:r>
-        <w:t>).</w:t>
-      </w:r>
-      <w:proofErr w:type="spellStart"/>
-      <w:r>
-        <w:t>classList.remove</w:t>
-      </w:r>
-      <w:proofErr w:type="spellEnd"/>
-      <w:proofErr w:type="gramEnd"/>
-      <w:r>
-        <w:t>("hide");</w:t>
-      </w:r>
-    </w:p>
-    <w:p>
-      <w:r>
-        <w:t xml:space="preserve">    </w:t>
-      </w:r>
-      <w:proofErr w:type="spellStart"/>
-      <w:r>
-        <w:t>getElement</w:t>
-      </w:r>
-      <w:proofErr w:type="spellEnd"/>
-      <w:proofErr w:type="gramStart"/>
-      <w:r>
-        <w:t>("#</w:t>
-      </w:r>
-      <w:proofErr w:type="spellStart"/>
-      <w:proofErr w:type="gramEnd"/>
-      <w:r>
-        <w:t>btn_logout</w:t>
-      </w:r>
-      <w:proofErr w:type="spellEnd"/>
-      <w:r>
-        <w:t>"</w:t>
-      </w:r>
-      <w:proofErr w:type="gramStart"/>
-      <w:r>
-        <w:t>).focus</w:t>
-      </w:r>
-      <w:proofErr w:type="gramEnd"/>
-      <w:r>
-        <w:t>();</w:t>
-      </w:r>
-    </w:p>
-    <w:p>
-      <w:r>
-        <w:t>};</w:t>
-      </w:r>
-    </w:p>
-    <w:p/>
-    <w:p>
-      <w:r>
-        <w:t>// Hide the logout section</w:t>
-      </w:r>
-    </w:p>
-    <w:p>
-      <w:r>
-        <w:t xml:space="preserve">const </w:t>
-      </w:r>
-      <w:proofErr w:type="spellStart"/>
-      <w:r>
-        <w:t>hideLogoutDiv</w:t>
-      </w:r>
-      <w:proofErr w:type="spellEnd"/>
-      <w:r>
-        <w:t xml:space="preserve"> = () =&gt; {</w:t>
-      </w:r>
-    </w:p>
-    <w:p>
-      <w:r>
-        <w:t xml:space="preserve">    </w:t>
-      </w:r>
-      <w:proofErr w:type="spellStart"/>
-      <w:r>
-        <w:t>getElement</w:t>
-      </w:r>
-      <w:proofErr w:type="spellEnd"/>
-      <w:proofErr w:type="gramStart"/>
-      <w:r>
-        <w:t>("#</w:t>
-      </w:r>
-      <w:proofErr w:type="gramEnd"/>
-      <w:r>
-        <w:t>logout"</w:t>
-      </w:r>
-      <w:proofErr w:type="gramStart"/>
-      <w:r>
-        <w:t>).</w:t>
-      </w:r>
-      <w:proofErr w:type="spellStart"/>
-      <w:r>
-        <w:t>classList.add</w:t>
-      </w:r>
-      <w:proofErr w:type="spellEnd"/>
-      <w:proofErr w:type="gramEnd"/>
-      <w:r>
-        <w:t>("hide");</w:t>
-      </w:r>
-    </w:p>
-    <w:p>
-      <w:r>
-        <w:t xml:space="preserve">    </w:t>
-      </w:r>
-      <w:proofErr w:type="spellStart"/>
-      <w:r>
-        <w:t>getElement</w:t>
-      </w:r>
-      <w:proofErr w:type="spellEnd"/>
-      <w:proofErr w:type="gramStart"/>
-      <w:r>
-        <w:t>("#</w:t>
-      </w:r>
-      <w:proofErr w:type="gramEnd"/>
-      <w:r>
-        <w:t>name"</w:t>
-      </w:r>
-      <w:proofErr w:type="gramStart"/>
-      <w:r>
-        <w:t>).</w:t>
-      </w:r>
-      <w:proofErr w:type="spellStart"/>
-      <w:r>
-        <w:t>textContent</w:t>
-      </w:r>
-      <w:proofErr w:type="spellEnd"/>
-      <w:proofErr w:type="gramEnd"/>
-      <w:r>
-        <w:t xml:space="preserve"> = "";</w:t>
-      </w:r>
-    </w:p>
-    <w:p>
-      <w:r>
-        <w:t>};</w:t>
-      </w:r>
-    </w:p>
-    <w:p/>
-    <w:p>
-      <w:proofErr w:type="spellStart"/>
-      <w:proofErr w:type="gramStart"/>
+      <w:proofErr w:type="spellStart"/>
       <w:r>
         <w:t>document.addEventListener</w:t>
       </w:r>
       <w:proofErr w:type="spellEnd"/>
-      <w:proofErr w:type="gramEnd"/>
       <w:r>
         <w:t>("</w:t>
       </w:r>
@@ -870,7 +740,6 @@
         <w:t>    if (</w:t>
       </w:r>
       <w:proofErr w:type="spellStart"/>
-      <w:proofErr w:type="gramStart"/>
       <w:r>
         <w:t>savedUser</w:t>
       </w:r>
@@ -878,24 +747,18 @@
       <w:r>
         <w:t>) {</w:t>
       </w:r>
-      <w:proofErr w:type="gramEnd"/>
     </w:p>
     <w:p>
       <w:r>
         <w:t xml:space="preserve">        </w:t>
       </w:r>
       <w:proofErr w:type="spellStart"/>
-      <w:proofErr w:type="gramStart"/>
       <w:r>
         <w:t>hideLoginDiv</w:t>
       </w:r>
       <w:proofErr w:type="spellEnd"/>
       <w:r>
-        <w:t>(</w:t>
-      </w:r>
-      <w:proofErr w:type="gramEnd"/>
-      <w:r>
-        <w:t>);</w:t>
+        <w:t>();</w:t>
       </w:r>
     </w:p>
     <w:p>
@@ -903,17 +766,12 @@
         <w:t xml:space="preserve">        </w:t>
       </w:r>
       <w:proofErr w:type="spellStart"/>
-      <w:proofErr w:type="gramStart"/>
       <w:r>
         <w:t>showLogoutDiv</w:t>
       </w:r>
       <w:proofErr w:type="spellEnd"/>
       <w:r>
-        <w:t>(</w:t>
-      </w:r>
-      <w:proofErr w:type="gramEnd"/>
-      <w:r>
-        <w:t>);</w:t>
+        <w:t>();</w:t>
       </w:r>
     </w:p>
     <w:p>
@@ -925,39 +783,95 @@
         <w:t>getElement</w:t>
       </w:r>
       <w:proofErr w:type="spellEnd"/>
-      <w:proofErr w:type="gramStart"/>
+      <w:r>
+        <w:t>("#name").</w:t>
+      </w:r>
+      <w:proofErr w:type="spellStart"/>
+      <w:r>
+        <w:t>textContent</w:t>
+      </w:r>
+      <w:proofErr w:type="spellEnd"/>
+      <w:r>
+        <w:t xml:space="preserve"> = </w:t>
+      </w:r>
+      <w:proofErr w:type="spellStart"/>
+      <w:r>
+        <w:t>savedUser</w:t>
+      </w:r>
+      <w:proofErr w:type="spellEnd"/>
+      <w:r>
+        <w:t>;</w:t>
+      </w:r>
+    </w:p>
+    <w:p>
+      <w:r>
+        <w:t>    } else {</w:t>
+      </w:r>
+    </w:p>
+    <w:p>
+      <w:r>
+        <w:t xml:space="preserve">        </w:t>
+      </w:r>
+      <w:proofErr w:type="spellStart"/>
+      <w:r>
+        <w:t>showLoginDiv</w:t>
+      </w:r>
+      <w:proofErr w:type="spellEnd"/>
+      <w:r>
+        <w:t>();</w:t>
+      </w:r>
+    </w:p>
+    <w:p>
+      <w:r>
+        <w:t xml:space="preserve">        </w:t>
+      </w:r>
+      <w:proofErr w:type="spellStart"/>
+      <w:r>
+        <w:t>hideLogoutDiv</w:t>
+      </w:r>
+      <w:proofErr w:type="spellEnd"/>
+      <w:r>
+        <w:t>();</w:t>
+      </w:r>
+    </w:p>
+    <w:p>
+      <w:r>
+        <w:t>    }</w:t>
+      </w:r>
+    </w:p>
+    <w:p/>
+    <w:p>
+      <w:r>
+        <w:t>    // Log out</w:t>
+      </w:r>
+    </w:p>
+    <w:p>
+      <w:r>
+        <w:t xml:space="preserve">    </w:t>
+      </w:r>
+      <w:proofErr w:type="spellStart"/>
+      <w:r>
+        <w:t>getElement</w:t>
+      </w:r>
+      <w:proofErr w:type="spellEnd"/>
       <w:r>
         <w:t>("#</w:t>
       </w:r>
-      <w:proofErr w:type="gramEnd"/>
-      <w:r>
-        <w:t>name"</w:t>
-      </w:r>
-      <w:proofErr w:type="gramStart"/>
-      <w:r>
-        <w:t>).</w:t>
-      </w:r>
-      <w:proofErr w:type="spellStart"/>
-      <w:r>
-        <w:t>textContent</w:t>
-      </w:r>
-      <w:proofErr w:type="spellEnd"/>
-      <w:proofErr w:type="gramEnd"/>
-      <w:r>
-        <w:t xml:space="preserve"> = </w:t>
-      </w:r>
-      <w:proofErr w:type="spellStart"/>
-      <w:r>
-        <w:t>savedUser</w:t>
-      </w:r>
-      <w:proofErr w:type="spellEnd"/>
-      <w:r>
-        <w:t>;</w:t>
-      </w:r>
-    </w:p>
-    <w:p>
-      <w:r>
-        <w:t>    } else {</w:t>
+      <w:proofErr w:type="spellStart"/>
+      <w:r>
+        <w:t>btn_logout</w:t>
+      </w:r>
+      <w:proofErr w:type="spellEnd"/>
+      <w:r>
+        <w:t>").</w:t>
+      </w:r>
+      <w:proofErr w:type="spellStart"/>
+      <w:r>
+        <w:t>addEventListener</w:t>
+      </w:r>
+      <w:proofErr w:type="spellEnd"/>
+      <w:r>
+        <w:t>("click", () =&gt; {</w:t>
       </w:r>
     </w:p>
     <w:p>
@@ -965,17 +879,26 @@
         <w:t xml:space="preserve">        </w:t>
       </w:r>
       <w:proofErr w:type="spellStart"/>
-      <w:proofErr w:type="gramStart"/>
+      <w:r>
+        <w:t>localStorage.removeItem</w:t>
+      </w:r>
+      <w:proofErr w:type="spellEnd"/>
+      <w:r>
+        <w:t>("user");</w:t>
+      </w:r>
+    </w:p>
+    <w:p/>
+    <w:p>
+      <w:r>
+        <w:t xml:space="preserve">        </w:t>
+      </w:r>
+      <w:proofErr w:type="spellStart"/>
       <w:r>
         <w:t>showLoginDiv</w:t>
       </w:r>
       <w:proofErr w:type="spellEnd"/>
       <w:r>
-        <w:t>(</w:t>
-      </w:r>
-      <w:proofErr w:type="gramEnd"/>
-      <w:r>
-        <w:t>);</w:t>
+        <w:t>();</w:t>
       </w:r>
     </w:p>
     <w:p>
@@ -983,28 +906,23 @@
         <w:t xml:space="preserve">        </w:t>
       </w:r>
       <w:proofErr w:type="spellStart"/>
-      <w:proofErr w:type="gramStart"/>
       <w:r>
         <w:t>hideLogoutDiv</w:t>
       </w:r>
       <w:proofErr w:type="spellEnd"/>
       <w:r>
-        <w:t>(</w:t>
-      </w:r>
-      <w:proofErr w:type="gramEnd"/>
-      <w:r>
-        <w:t>);</w:t>
-      </w:r>
-    </w:p>
-    <w:p>
-      <w:r>
-        <w:t>    }</w:t>
-      </w:r>
-    </w:p>
-    <w:p/>
-    <w:p>
-      <w:r>
-        <w:t>    // Log out</w:t>
+        <w:t>();</w:t>
+      </w:r>
+    </w:p>
+    <w:p>
+      <w:r>
+        <w:t>    });</w:t>
+      </w:r>
+    </w:p>
+    <w:p/>
+    <w:p>
+      <w:r>
+        <w:t>    // Log in</w:t>
       </w:r>
     </w:p>
     <w:p>
@@ -1021,147 +939,38 @@
       </w:r>
       <w:proofErr w:type="spellStart"/>
       <w:r>
-        <w:t>btn_logout</w:t>
-      </w:r>
-      <w:proofErr w:type="spellEnd"/>
-      <w:r>
-        <w:t>"</w:t>
-      </w:r>
-      <w:proofErr w:type="gramStart"/>
-      <w:r>
-        <w:t>).</w:t>
+        <w:t>btn_login</w:t>
+      </w:r>
+      <w:proofErr w:type="spellEnd"/>
+      <w:r>
+        <w:t>").</w:t>
       </w:r>
       <w:proofErr w:type="spellStart"/>
       <w:r>
         <w:t>addEventListener</w:t>
       </w:r>
       <w:proofErr w:type="spellEnd"/>
-      <w:proofErr w:type="gramEnd"/>
       <w:r>
         <w:t>("click", () =&gt; {</w:t>
       </w:r>
     </w:p>
     <w:p>
       <w:r>
-        <w:t xml:space="preserve">        </w:t>
-      </w:r>
-      <w:proofErr w:type="spellStart"/>
-      <w:r>
-        <w:t>localStorage.removeItem</w:t>
-      </w:r>
-      <w:proofErr w:type="spellEnd"/>
-      <w:r>
-        <w:t>("user");</w:t>
-      </w:r>
-    </w:p>
-    <w:p/>
-    <w:p>
-      <w:r>
-        <w:t xml:space="preserve">        </w:t>
-      </w:r>
-      <w:proofErr w:type="spellStart"/>
-      <w:proofErr w:type="gramStart"/>
-      <w:r>
-        <w:t>showLoginDiv</w:t>
-      </w:r>
-      <w:proofErr w:type="spellEnd"/>
-      <w:r>
-        <w:t>(</w:t>
-      </w:r>
-      <w:proofErr w:type="gramEnd"/>
-      <w:r>
-        <w:t>);</w:t>
-      </w:r>
-    </w:p>
-    <w:p>
-      <w:r>
-        <w:t xml:space="preserve">        </w:t>
-      </w:r>
-      <w:proofErr w:type="spellStart"/>
-      <w:proofErr w:type="gramStart"/>
-      <w:r>
-        <w:t>hideLogoutDiv</w:t>
-      </w:r>
-      <w:proofErr w:type="spellEnd"/>
-      <w:r>
-        <w:t>(</w:t>
-      </w:r>
-      <w:proofErr w:type="gramEnd"/>
-      <w:r>
-        <w:t>);</w:t>
-      </w:r>
-    </w:p>
-    <w:p>
-      <w:r>
-        <w:t>    });</w:t>
-      </w:r>
-    </w:p>
-    <w:p/>
-    <w:p>
-      <w:r>
-        <w:t>    // Log in</w:t>
-      </w:r>
-    </w:p>
-    <w:p>
-      <w:r>
-        <w:t xml:space="preserve">    </w:t>
+        <w:t xml:space="preserve">        const user = </w:t>
       </w:r>
       <w:proofErr w:type="spellStart"/>
       <w:r>
         <w:t>getElement</w:t>
       </w:r>
       <w:proofErr w:type="spellEnd"/>
-      <w:proofErr w:type="gramStart"/>
-      <w:r>
-        <w:t>("#</w:t>
-      </w:r>
-      <w:proofErr w:type="spellStart"/>
-      <w:proofErr w:type="gramEnd"/>
-      <w:r>
-        <w:t>btn_login</w:t>
-      </w:r>
-      <w:proofErr w:type="spellEnd"/>
-      <w:r>
-        <w:t>"</w:t>
-      </w:r>
-      <w:proofErr w:type="gramStart"/>
-      <w:r>
-        <w:t>).</w:t>
-      </w:r>
-      <w:proofErr w:type="spellStart"/>
-      <w:r>
-        <w:t>addEventListener</w:t>
-      </w:r>
-      <w:proofErr w:type="spellEnd"/>
-      <w:proofErr w:type="gramEnd"/>
-      <w:r>
-        <w:t>("click", () =&gt; {</w:t>
-      </w:r>
-    </w:p>
-    <w:p>
-      <w:r>
-        <w:t xml:space="preserve">        const user = </w:t>
-      </w:r>
-      <w:proofErr w:type="spellStart"/>
-      <w:r>
-        <w:t>getElement</w:t>
-      </w:r>
-      <w:proofErr w:type="spellEnd"/>
-      <w:proofErr w:type="gramStart"/>
-      <w:r>
-        <w:t>("#</w:t>
-      </w:r>
-      <w:proofErr w:type="gramEnd"/>
-      <w:r>
-        <w:t>user").</w:t>
-      </w:r>
-      <w:proofErr w:type="spellStart"/>
-      <w:proofErr w:type="gramStart"/>
+      <w:r>
+        <w:t>("#user").</w:t>
+      </w:r>
+      <w:proofErr w:type="spellStart"/>
       <w:r>
         <w:t>value.trim</w:t>
       </w:r>
       <w:proofErr w:type="spellEnd"/>
-      <w:proofErr w:type="gramEnd"/>
       <w:r>
         <w:t>();</w:t>
       </w:r>
@@ -1218,17 +1027,12 @@
         <w:t xml:space="preserve">        </w:t>
       </w:r>
       <w:proofErr w:type="spellStart"/>
-      <w:proofErr w:type="gramStart"/>
       <w:r>
         <w:t>hideLoginDiv</w:t>
       </w:r>
       <w:proofErr w:type="spellEnd"/>
       <w:r>
-        <w:t>(</w:t>
-      </w:r>
-      <w:proofErr w:type="gramEnd"/>
-      <w:r>
-        <w:t>);</w:t>
+        <w:t>();</w:t>
       </w:r>
     </w:p>
     <w:p>
@@ -1236,17 +1040,12 @@
         <w:t xml:space="preserve">        </w:t>
       </w:r>
       <w:proofErr w:type="spellStart"/>
-      <w:proofErr w:type="gramStart"/>
       <w:r>
         <w:t>showLogoutDiv</w:t>
       </w:r>
       <w:proofErr w:type="spellEnd"/>
       <w:r>
-        <w:t>(</w:t>
-      </w:r>
-      <w:proofErr w:type="gramEnd"/>
-      <w:r>
-        <w:t>);</w:t>
+        <w:t>();</w:t>
       </w:r>
     </w:p>
     <w:p>
@@ -1258,24 +1057,14 @@
         <w:t>getElement</w:t>
       </w:r>
       <w:proofErr w:type="spellEnd"/>
-      <w:proofErr w:type="gramStart"/>
-      <w:r>
-        <w:t>("#</w:t>
-      </w:r>
-      <w:proofErr w:type="gramEnd"/>
-      <w:r>
-        <w:t>name"</w:t>
-      </w:r>
-      <w:proofErr w:type="gramStart"/>
-      <w:r>
-        <w:t>).</w:t>
+      <w:r>
+        <w:t>("#name").</w:t>
       </w:r>
       <w:proofErr w:type="spellStart"/>
       <w:r>
         <w:t>textContent</w:t>
       </w:r>
       <w:proofErr w:type="spellEnd"/>
-      <w:proofErr w:type="gramEnd"/>
       <w:r>
         <w:t xml:space="preserve"> = user;</w:t>
       </w:r>
@@ -1321,7 +1110,7 @@
                     </pic:cNvPicPr>
                   </pic:nvPicPr>
                   <pic:blipFill>
-                    <a:blip r:embed="rId4">
+                    <a:blip r:embed="rId5">
                       <a:extLst>
                         <a:ext uri="{28A0092B-C50C-407E-A947-70E740481C1C}">
                           <a14:useLocalDpi xmlns:a14="http://schemas.microsoft.com/office/drawing/2010/main" val="0"/>
@@ -1377,7 +1166,7 @@
                     </pic:cNvPicPr>
                   </pic:nvPicPr>
                   <pic:blipFill>
-                    <a:blip r:embed="rId5">
+                    <a:blip r:embed="rId6">
                       <a:extLst>
                         <a:ext uri="{28A0092B-C50C-407E-A947-70E740481C1C}">
                           <a14:useLocalDpi xmlns:a14="http://schemas.microsoft.com/office/drawing/2010/main" val="0"/>
@@ -2335,6 +2124,29 @@
       <w:spacing w:val="5"/>
     </w:rPr>
   </w:style>
+  <w:style w:type="character" w:styleId="Hyperlink">
+    <w:name w:val="Hyperlink"/>
+    <w:basedOn w:val="DefaultParagraphFont"/>
+    <w:uiPriority w:val="99"/>
+    <w:unhideWhenUsed/>
+    <w:rsid w:val="00A84F14"/>
+    <w:rPr>
+      <w:color w:val="467886" w:themeColor="hyperlink"/>
+      <w:u w:val="single"/>
+    </w:rPr>
+  </w:style>
+  <w:style w:type="character" w:styleId="UnresolvedMention">
+    <w:name w:val="Unresolved Mention"/>
+    <w:basedOn w:val="DefaultParagraphFont"/>
+    <w:uiPriority w:val="99"/>
+    <w:semiHidden/>
+    <w:unhideWhenUsed/>
+    <w:rsid w:val="00A84F14"/>
+    <w:rPr>
+      <w:color w:val="605E5C"/>
+      <w:shd w:val="clear" w:color="auto" w:fill="E1DFDD"/>
+    </w:rPr>
+  </w:style>
 </w:styles>
 </file>
 
